--- a/managed-services/csa-generator/assets/CSA_TEMPLATE.docx
+++ b/managed-services/csa-generator/assets/CSA_TEMPLATE.docx
@@ -141,6 +141,7 @@
                 <w:b/>
                 <w:sz w:val="18"/>
               </w:rPr>
+              <w:t>Regatta Robinsons Iloilo</w:t>
             </w:r>
           </w:p>
         </w:tc>
@@ -200,6 +201,7 @@
                 <w:b/>
                 <w:sz w:val="18"/>
               </w:rPr>
+              <w:t>Francis Jan Mataberde</w:t>
             </w:r>
           </w:p>
           <w:p>
@@ -601,6 +603,7 @@
                 <w:b/>
                 <w:sz w:val="18"/>
               </w:rPr>
+              <w:t>09088909845</w:t>
             </w:r>
           </w:p>
         </w:tc>
@@ -653,7 +656,7 @@
                 <w:b/>
                 <w:sz w:val="18"/>
               </w:rPr>
-              <w:t xml:space="preserve"> </w:t>
+              <w:t>October 16, 2026</w:t>
             </w:r>
           </w:p>
         </w:tc>
@@ -722,6 +725,7 @@
                 <w:b/>
                 <w:sz w:val="18"/>
               </w:rPr>
+              <w:t>October 17, 2026 9:00 AM</w:t>
             </w:r>
           </w:p>
         </w:tc>
@@ -772,6 +776,7 @@
                 <w:b/>
                 <w:sz w:val="18"/>
               </w:rPr>
+              <w:t>G/F Robinsons Place Iloilo, Roxas Village, Iloilo City, Iloilo</w:t>
             </w:r>
           </w:p>
         </w:tc>
@@ -988,6 +993,7 @@
                 <w:b/>
                 <w:sz w:val="18"/>
               </w:rPr>
+              <w:t>Request</w:t>
             </w:r>
           </w:p>
         </w:tc>
@@ -1049,6 +1055,7 @@
                 <w:b/>
                 <w:sz w:val="18"/>
               </w:rPr>
+              <w:t>4CE9381Z65</w:t>
             </w:r>
           </w:p>
         </w:tc>
@@ -1169,6 +1176,7 @@
                 <w:b/>
                 <w:sz w:val="18"/>
               </w:rPr>
+              <w:t>Hardware</w:t>
             </w:r>
           </w:p>
         </w:tc>
@@ -1351,6 +1359,7 @@
                 <w:b/>
                 <w:sz w:val="18"/>
               </w:rPr>
+              <w:t>Application Support</w:t>
             </w:r>
           </w:p>
         </w:tc>
@@ -1580,7 +1589,126 @@
                 <w:szCs w:val="18"/>
               </w:rPr>
             </w:pPr>
-            <w:r/>
+          </w:p>
+          <w:p>
+            <w:pPr>
+              <w:numPr>
+                <w:ilvl w:val="0"/>
+                <w:numId w:val="1"/>
+              </w:numPr>
+              <w:shd w:val="clear" w:color="auto" w:fill="FFFFFF"/>
+              <w:spacing w:after="0" w:line="240" w:lineRule="auto"/>
+              <w:rPr>
+                <w:sz w:val="18"/>
+                <w:szCs w:val="18"/>
+                <w:lang w:val="en-PH"/>
+              </w:rPr>
+            </w:pPr>
+            <w:r>
+              <w:rPr>
+                <w:sz w:val="18"/>
+              </w:rPr>
+              <w:t>Reformat POS</w:t>
+            </w:r>
+          </w:p>
+          <w:p>
+            <w:pPr>
+              <w:numPr>
+                <w:ilvl w:val="0"/>
+                <w:numId w:val="1"/>
+              </w:numPr>
+              <w:shd w:val="clear" w:color="auto" w:fill="FFFFFF"/>
+              <w:spacing w:after="0" w:line="240" w:lineRule="auto"/>
+              <w:rPr>
+                <w:sz w:val="18"/>
+                <w:szCs w:val="18"/>
+                <w:lang w:val="en-PH"/>
+              </w:rPr>
+            </w:pPr>
+            <w:proofErr w:type="spellStart"/>
+            <w:proofErr w:type="spellEnd"/>
+            <w:r>
+              <w:rPr>
+                <w:sz w:val="18"/>
+              </w:rPr>
+              <w:t>Fix Octopos Wiring / Cable Management</w:t>
+            </w:r>
+          </w:p>
+          <w:p>
+            <w:pPr>
+              <w:numPr>
+                <w:ilvl w:val="0"/>
+                <w:numId w:val="1"/>
+              </w:numPr>
+              <w:shd w:val="clear" w:color="auto" w:fill="FFFFFF"/>
+              <w:spacing w:after="0" w:line="240" w:lineRule="auto"/>
+              <w:rPr>
+                <w:sz w:val="18"/>
+                <w:szCs w:val="18"/>
+                <w:lang w:val="en-PH"/>
+              </w:rPr>
+            </w:pPr>
+            <w:proofErr w:type="gramStart"/>
+            <w:proofErr w:type="gramEnd"/>
+            <w:r>
+              <w:rPr>
+                <w:sz w:val="18"/>
+              </w:rPr>
+              <w:t>Clean the CPU (remove dust)</w:t>
+            </w:r>
+          </w:p>
+          <w:p>
+            <w:pPr>
+              <w:numPr>
+                <w:ilvl w:val="0"/>
+                <w:numId w:val="1"/>
+              </w:numPr>
+              <w:shd w:val="clear" w:color="auto" w:fill="FFFFFF"/>
+              <w:spacing w:after="0" w:line="240" w:lineRule="auto"/>
+              <w:rPr>
+                <w:sz w:val="18"/>
+                <w:szCs w:val="18"/>
+                <w:lang w:val="en-PH"/>
+              </w:rPr>
+            </w:pPr>
+            <w:r>
+              <w:rPr>
+                <w:sz w:val="18"/>
+              </w:rPr>
+              <w:t>Clean/Wipe Down the Computer Peripherals (Monitor, Customer Display, POS Printer and etc.)</w:t>
+            </w:r>
+          </w:p>
+          <w:p>
+            <w:pPr>
+              <w:numPr>
+                <w:ilvl w:val="0"/>
+                <w:numId w:val="1"/>
+              </w:numPr>
+              <w:shd w:val="clear" w:color="auto" w:fill="FFFFFF"/>
+              <w:spacing w:after="0" w:line="240" w:lineRule="auto"/>
+              <w:rPr>
+                <w:sz w:val="18"/>
+                <w:szCs w:val="18"/>
+                <w:lang w:val="en-PH"/>
+              </w:rPr>
+            </w:pPr>
+            <w:r>
+              <w:rPr>
+                <w:sz w:val="18"/>
+              </w:rPr>
+              <w:t>Check the condition of the peripherals</w:t>
+            </w:r>
+          </w:p>
+          <w:p>
+            <w:pPr>
+              <w:shd w:val="clear" w:color="auto" w:fill="FFFFFF"/>
+              <w:spacing w:after="0" w:line="240" w:lineRule="auto"/>
+              <w:ind w:left="720"/>
+              <w:rPr>
+                <w:sz w:val="18"/>
+                <w:szCs w:val="18"/>
+              </w:rPr>
+            </w:pPr>
           </w:p>
         </w:tc>
       </w:tr>
@@ -1970,16 +2098,7 @@
         </w:tc>
       </w:tr>
     </w:tbl>
-    <w:p>
-      <w:pPr>
-        <w:spacing w:before="0" w:after="0" w:line="20" w:lineRule="exact"/>
-      </w:pPr>
-      <w:r>
-        <w:rPr>
-          <w:sz w:val="2"/>
-        </w:rPr>
-      </w:r>
-    </w:p>
+    <w:p/>
     <w:sectPr>
       <w:headerReference w:type="default" r:id="rId7"/>
       <w:footerReference w:type="default" r:id="rId8"/>
@@ -2224,7 +2343,7 @@
               <w:sz w:val="24"/>
               <w:szCs w:val="24"/>
             </w:rPr>
-            <w:t>00000</w:t>
+            <w:t>110417</w:t>
           </w:r>
         </w:p>
       </w:tc>
